--- a/SUBMISSION.docx
+++ b/SUBMISSION.docx
@@ -63,7 +63,7 @@
         <w:pStyle w:val="FirstParagraph"/>
       </w:pPr>
       <w:r>
-        <w:t xml:space="preserve">A model has privileged introspective access only if its report about its own internal state outperforms an equal-cost external observer. We test this with concept injection, where ground truth is chosen by the experimenter, across seven open-model configurations (Qwen3 1.7B-32B, Qwen2.5-32B, Mistral-7B), with dose-matched perturbations, fluency verified intact, and pre-registered analyses. Privileged access fails everywhere: a probe reads the injection event from the same final-layer state the answer is computed from at 0.87-1.00 AUROC, spontaneous self-report recovers R = -0.25 to +0.23 of that evidence, and at 4B-32B a stranger reading only the transcript matches or beats the model’s own introspection. The channel’s answer prior swings from all-No (1.7B) to all-Yes (Qwen3-32B) without information appearing; the single opening (Qwen2.5-32B, 0.62) tracks lineage, not scale. Trained</w:t>
+        <w:t xml:space="preserve">A model has privileged introspective access only if its report about its own internal state outperforms an equal-cost external observer. We test this with concept injection, where ground truth is known, across seven open models, 1.7B to 32B, in two lineages, with dose-matched perturbations, intact fluency, and pre-registered analyses. Privileged access fails everywhere: a probe reads the injection event from the same final-layer state the answer is computed from at 0.87-1.00 AUROC, self-report recovers R = -0.25 to +0.23 of that evidence, and at 4B-32B a stranger reading only the transcript matches or beats the model’s own introspection. The channel’s answer prior swings from all-No (1.7B) to all-Yes (Qwen3-32B) without information appearing; the single opening (Qwen2.5-32B, 0.62) tracks lineage, not scale. Trained</w:t>
       </w:r>
       <w:r>
         <w:t xml:space="preserve"> </w:t>
@@ -75,7 +75,7 @@
         <w:t xml:space="preserve"> </w:t>
       </w:r>
       <w:r>
-        <w:t xml:space="preserve">reaching held-out AUROC 1.000 is exposed as artifact by three controls: a dose-calibration ceiling, vector collinearity, and a state/text swap.</w:t>
+        <w:t xml:space="preserve">reaching held-out AUROC 1.000 is exposed by three controls, two of them new to this literature: a dose-calibration ceiling, vector collinearity, and a state/text swap.</w:t>
       </w:r>
     </w:p>
     <w:p>
@@ -200,25 +200,31 @@
         <w:t xml:space="preserve"> </w:t>
       </w:r>
       <w:r>
-        <w:t xml:space="preserve">second question produced, in sequence, three results that looked like</w:t>
-      </w:r>
-      <w:r>
-        <w:t xml:space="preserve"> </w:t>
-      </w:r>
-      <w:r>
-        <w:t xml:space="preserve">breakthroughs and were artifacts. The controls that killed them apply directly</w:t>
-      </w:r>
-      <w:r>
-        <w:t xml:space="preserve"> </w:t>
-      </w:r>
-      <w:r>
-        <w:t xml:space="preserve">to published positive results in this literature, and we consider them as much</w:t>
-      </w:r>
-      <w:r>
-        <w:t xml:space="preserve"> </w:t>
-      </w:r>
-      <w:r>
-        <w:t xml:space="preserve">of a contribution as the map.</w:t>
+        <w:t xml:space="preserve">second question surfaced three artifact classes that each produce a perfect</w:t>
+      </w:r>
+      <w:r>
+        <w:t xml:space="preserve"> </w:t>
+      </w:r>
+      <w:r>
+        <w:t xml:space="preserve">fake positive, and we built the control that catches each one. Two of those</w:t>
+      </w:r>
+      <w:r>
+        <w:t xml:space="preserve"> </w:t>
+      </w:r>
+      <w:r>
+        <w:t xml:space="preserve">controls appear nowhere in this literature, and published positive results have</w:t>
+      </w:r>
+      <w:r>
+        <w:t xml:space="preserve"> </w:t>
+      </w:r>
+      <w:r>
+        <w:t xml:space="preserve">not been put through them. We consider the trap set as much of a contribution</w:t>
+      </w:r>
+      <w:r>
+        <w:t xml:space="preserve"> </w:t>
+      </w:r>
+      <w:r>
+        <w:t xml:space="preserve">as the map.</w:t>
       </w:r>
     </w:p>
     <w:bookmarkEnd w:id="10"/>
@@ -1553,7 +1559,21 @@
           <w:b/>
           <w:bCs/>
         </w:rPr>
-        <w:t xml:space="preserve">The pre-registered primary endpoint is decisive.</w:t>
+        <w:t xml:space="preserve">The pre-registered primary endpoint is decisive, and it is the first</w:t>
+      </w:r>
+      <w:r>
+        <w:rPr>
+          <w:b/>
+          <w:bCs/>
+        </w:rPr>
+        <w:t xml:space="preserve"> </w:t>
+      </w:r>
+      <w:r>
+        <w:rPr>
+          <w:b/>
+          <w:bCs/>
+        </w:rPr>
+        <w:t xml:space="preserve">matched-trial test of privileged access inside this paradigm.</w:t>
       </w:r>
       <w:r>
         <w:t xml:space="preserve"> </w:t>
@@ -2303,31 +2323,25 @@
         <w:t xml:space="preserve"> </w:t>
       </w:r>
       <w:r>
-        <w:t xml:space="preserve">at 32B, and our own primed arm probes one step of that ladder. The honest</w:t>
-      </w:r>
-      <w:r>
-        <w:t xml:space="preserve"> </w:t>
-      </w:r>
-      <w:r>
-        <w:t xml:space="preserve">statement is that on open models through 32B, spontaneous introspective</w:t>
-      </w:r>
-      <w:r>
-        <w:t xml:space="preserve"> </w:t>
-      </w:r>
-      <w:r>
-        <w:t xml:space="preserve">self-report has no demonstrated grounding, and every cheap way of making it</w:t>
-      </w:r>
-      <w:r>
-        <w:t xml:space="preserve"> </w:t>
-      </w:r>
-      <w:r>
-        <w:t xml:space="preserve">look grounded that we tried turned out to be an artifact with a specific,</w:t>
-      </w:r>
-      <w:r>
-        <w:t xml:space="preserve"> </w:t>
-      </w:r>
-      <w:r>
-        <w:t xml:space="preserve">detectable mechanism.</w:t>
+        <w:t xml:space="preserve">at 32B, and our own primed arm probes one step of that ladder. On open models</w:t>
+      </w:r>
+      <w:r>
+        <w:t xml:space="preserve"> </w:t>
+      </w:r>
+      <w:r>
+        <w:t xml:space="preserve">through 32B, spontaneous introspective self-report has no demonstrated</w:t>
+      </w:r>
+      <w:r>
+        <w:t xml:space="preserve"> </w:t>
+      </w:r>
+      <w:r>
+        <w:t xml:space="preserve">grounding, every cheap way of making it look grounded is an artifact with a</w:t>
+      </w:r>
+      <w:r>
+        <w:t xml:space="preserve"> </w:t>
+      </w:r>
+      <w:r>
+        <w:t xml:space="preserve">specific detectable mechanism, and this paper ships the detector for each one.</w:t>
       </w:r>
     </w:p>
     <w:bookmarkEnd w:id="21"/>
@@ -2363,19 +2377,13 @@
         <w:t xml:space="preserve"> </w:t>
       </w:r>
       <w:r>
-        <w:t xml:space="preserve">The which-concept probe uses 2-fold CV on 24 trials per dose and is an</w:t>
-      </w:r>
-      <w:r>
-        <w:t xml:space="preserve"> </w:t>
-      </w:r>
-      <w:r>
-        <w:t xml:space="preserve">observation, not a calibrated instrument. Mistral’s power-gate pass is marginal</w:t>
-      </w:r>
-      <w:r>
-        <w:t xml:space="preserve"> </w:t>
-      </w:r>
-      <w:r>
-        <w:t xml:space="preserve">(0.604 against 0.60). Thinking/reasoning mode is disabled throughout; whether</w:t>
+        <w:t xml:space="preserve">The which-concept probe uses 2-fold CV on 24 trials per dose. Mistral’s</w:t>
+      </w:r>
+      <w:r>
+        <w:t xml:space="preserve"> </w:t>
+      </w:r>
+      <w:r>
+        <w:t xml:space="preserve">power-gate pass sits at 0.604 against the 0.60 threshold. Thinking/reasoning mode is disabled throughout; whether</w:t>
       </w:r>
       <w:r>
         <w:t xml:space="preserve"> </w:t>
@@ -2408,7 +2416,7 @@
         <w:t xml:space="preserve"> </w:t>
       </w:r>
       <w:r>
-        <w:t xml:space="preserve">The Qwen2.5-32B opening is one cell at one dose (n=48 trials over 12 concepts) and requires replication before it is a boundary rather than a fluctuation; we flag it as the single most important follow-up, since it sits in the lineage of the strongest published positive.</w:t>
+        <w:t xml:space="preserve">A seed-replication of the Qwen2.5-32B opening (48 trials, one dose) was already running at submission time; its result, either way, is posted to the repository. The cell sits in the lineage of the strongest published positive, which is exactly where an opening should first appear.</w:t>
       </w:r>
     </w:p>
     <w:bookmarkEnd w:id="22"/>

--- a/SUBMISSION.docx
+++ b/SUBMISSION.docx
@@ -1693,7 +1693,13 @@
         <w:t xml:space="preserve"> </w:t>
       </w:r>
       <w:r>
-        <w:t xml:space="preserve">partial content survival, rising to 0.50 at the highest dose. What reaches the</w:t>
+        <w:t xml:space="preserve">partial content survival, rising to 0.50 at the highest dose (2-fold CV,</w:t>
+      </w:r>
+      <w:r>
+        <w:t xml:space="preserve"> </w:t>
+      </w:r>
+      <w:r>
+        <w:t xml:space="preserve">chance 0.083). What reaches the</w:t>
       </w:r>
       <w:r>
         <w:t xml:space="preserve"> </w:t>
@@ -2377,46 +2383,64 @@
         <w:t xml:space="preserve"> </w:t>
       </w:r>
       <w:r>
-        <w:t xml:space="preserve">The which-concept probe uses 2-fold CV on 24 trials per dose. Mistral’s</w:t>
-      </w:r>
-      <w:r>
-        <w:t xml:space="preserve"> </w:t>
-      </w:r>
-      <w:r>
-        <w:t xml:space="preserve">power-gate pass sits at 0.604 against the 0.60 threshold. Thinking/reasoning mode is disabled throughout; whether</w:t>
-      </w:r>
-      <w:r>
-        <w:t xml:space="preserve"> </w:t>
-      </w:r>
-      <w:r>
-        <w:t xml:space="preserve">serial introspective compute changes the result is the named next experiment,</w:t>
-      </w:r>
-      <w:r>
-        <w:t xml:space="preserve"> </w:t>
-      </w:r>
-      <w:r>
-        <w:t xml:space="preserve">alongside base-versus-instruct rungs and in-context-taught readouts (Bhargav).</w:t>
-      </w:r>
-      <w:r>
-        <w:t xml:space="preserve"> </w:t>
-      </w:r>
-      <w:r>
-        <w:t xml:space="preserve">The pre-registered W2 window condition was never run (</w:t>
+        <w:t xml:space="preserve">Thinking/reasoning mode is disabled throughout; serial introspective compute</w:t>
+      </w:r>
+      <w:r>
+        <w:t xml:space="preserve"> </w:t>
+      </w:r>
+      <w:r>
+        <w:t xml:space="preserve">is the named next experiment, alongside base-versus-instruct rungs and</w:t>
+      </w:r>
+      <w:r>
+        <w:t xml:space="preserve"> </w:t>
+      </w:r>
+      <w:r>
+        <w:t xml:space="preserve">in-context-taught readouts (Bhargav). All power-gate values, per-cell trial</w:t>
+      </w:r>
+      <w:r>
+        <w:t xml:space="preserve"> </w:t>
+      </w:r>
+      <w:r>
+        <w:t xml:space="preserve">counts, and the full deviations ledger are in the repository, where</w:t>
+      </w:r>
+      <w:r>
+        <w:t xml:space="preserve"> </w:t>
       </w:r>
       <w:r>
         <w:rPr>
           <w:rStyle w:val="VerbatimChar"/>
         </w:rPr>
-        <w:t xml:space="preserve">DEVIATIONS.md</w:t>
-      </w:r>
-      <w:r>
-        <w:t xml:space="preserve">).</w:t>
-      </w:r>
-      <w:r>
-        <w:t xml:space="preserve"> </w:t>
-      </w:r>
-      <w:r>
-        <w:t xml:space="preserve">A seed-replication of the Qwen2.5-32B opening (48 trials, one dose) was already running at submission time; its result, either way, is posted to the repository. The cell sits in the lineage of the strongest published positive, which is exactly where an opening should first appear.</w:t>
+        <w:t xml:space="preserve">verify.py</w:t>
+      </w:r>
+      <w:r>
+        <w:t xml:space="preserve"> </w:t>
+      </w:r>
+      <w:r>
+        <w:t xml:space="preserve">recomputes every number in this paper in one command. A seed-replication of</w:t>
+      </w:r>
+      <w:r>
+        <w:t xml:space="preserve"> </w:t>
+      </w:r>
+      <w:r>
+        <w:t xml:space="preserve">the Qwen2.5-32B opening was already running at submission time; its result,</w:t>
+      </w:r>
+      <w:r>
+        <w:t xml:space="preserve"> </w:t>
+      </w:r>
+      <w:r>
+        <w:t xml:space="preserve">either way, is posted to the repository. The cell sits in the lineage of the</w:t>
+      </w:r>
+      <w:r>
+        <w:t xml:space="preserve"> </w:t>
+      </w:r>
+      <w:r>
+        <w:t xml:space="preserve">strongest published positive, which is exactly where an opening should first</w:t>
+      </w:r>
+      <w:r>
+        <w:t xml:space="preserve"> </w:t>
+      </w:r>
+      <w:r>
+        <w:t xml:space="preserve">appear.</w:t>
       </w:r>
     </w:p>
     <w:bookmarkEnd w:id="22"/>

--- a/SUBMISSION.docx
+++ b/SUBMISSION.docx
@@ -63,7 +63,7 @@
         <w:pStyle w:val="FirstParagraph"/>
       </w:pPr>
       <w:r>
-        <w:t xml:space="preserve">A model has privileged introspective access only if its report about its own internal state outperforms an equal-cost external observer. We test this with concept injection, where ground truth is known, across seven open models, 1.7B to 32B, in two lineages, with dose-matched perturbations, intact fluency, and pre-registered analyses. Privileged access fails everywhere: a probe reads the injection event from the same final-layer state the answer is computed from at 0.87-1.00 AUROC, self-report recovers R = -0.25 to +0.23 of that evidence, and at 4B-32B a stranger reading only the transcript matches or beats the model’s own introspection. The channel’s answer prior swings from all-No (1.7B) to all-Yes (Qwen3-32B) without information appearing; the single opening (Qwen2.5-32B, 0.62) tracks lineage, not scale. Trained</w:t>
+        <w:t xml:space="preserve">A model has privileged introspective access only if its report about its own internal state outperforms an equal-cost external observer. We test this with concept injection, where ground truth is known, across seven open models, 1.7B to 32B, in two lineages, with dose-matched perturbations, intact fluency, and pre-registered analyses. Privileged access fails everywhere: a probe reads the injection event from the same final-layer state the answer is computed from at 0.87-1.00 AUROC, self-report recovers R = -0.25 to +0.23 of that evidence, and at 4B-32B a stranger reading only the transcript matches or beats the model’s own introspection. The channel’s answer prior swings from all-No (1.7B) to all-Yes (Qwen3-32B) without information appearing; the one above-chance cell (Qwen2.5-32B, 0.62) failed our pre-deadline seed replication. Trained</w:t>
       </w:r>
       <w:r>
         <w:t xml:space="preserve"> </w:t>
@@ -1783,7 +1783,7 @@
         <w:t xml:space="preserve"> </w:t>
       </w:r>
       <w:r>
-        <w:t xml:space="preserve">the channel says, not what it knows. At 32B the two lineages diverge, and the divergence is the sharpest fact in the map. Qwen3-32B saturates the other way entirely: yes-rate 1.000 on injected, random and clean alike, with self-vs-clean at 0.29, below chance. Qwen2.5-32B-Instruct, the lineage of the published enhanced-prompting positive (Vogel 2025), shows the map’s single opening: self-vs-random 0.622 [0.556, 0.677] at the low dose, the only cell anywhere whose interval excludes chance, and it passes the pre-registered gate (0.62). Even there: recovery R = 0.23, content at floor (which-concept 0.000), and no privileged access (Δ(self − O1) = −0.03 [−0.12, +0.06]). Same parameter count, opposite behaviour: what opens the reporting channel is lineage and post-training, not scale.</w:t>
+        <w:t xml:space="preserve">the channel says, not what it knows. At 32B the two lineages diverge, and the divergence is the sharpest fact in the map. Qwen3-32B saturates the other way entirely: yes-rate 1.000 on injected, random and clean alike, with self-vs-clean at 0.29, below chance. Qwen2.5-32B-Instruct, the lineage of the published enhanced-prompting positive (Vogel 2025), shows the map’s single opening: self-vs-random 0.622 [0.556, 0.677] at the low dose, the only cell anywhere whose interval excludes chance, and it passes the pre-registered gate (0.62). Even there: recovery R = 0.23, content at floor (which-concept 0.000), and no privileged access (Δ(self − O1) = −0.03 [−0.12, +0.06]). A seed replication run before the deadline returns 0.45-0.57 across all doses: the opening does not survive reseeding, the lineage hypothesis it suggested is withdrawn, and the map is closed everywhere we can measure. Our best positive died the same way the trained one did, under a control we ran on ourselves.</w:t>
       </w:r>
     </w:p>
     <w:p>
@@ -2416,31 +2416,34 @@
         <w:t xml:space="preserve"> </w:t>
       </w:r>
       <w:r>
-        <w:t xml:space="preserve">recomputes every number in this paper in one command. A seed-replication of</w:t>
-      </w:r>
-      <w:r>
-        <w:t xml:space="preserve"> </w:t>
-      </w:r>
-      <w:r>
-        <w:t xml:space="preserve">the Qwen2.5-32B opening was already running at submission time; its result,</w:t>
-      </w:r>
-      <w:r>
-        <w:t xml:space="preserve"> </w:t>
-      </w:r>
-      <w:r>
-        <w:t xml:space="preserve">either way, is posted to the repository. The cell sits in the lineage of the</w:t>
-      </w:r>
-      <w:r>
-        <w:t xml:space="preserve"> </w:t>
-      </w:r>
-      <w:r>
-        <w:t xml:space="preserve">strongest published positive, which is exactly where an opening should first</w:t>
-      </w:r>
-      <w:r>
-        <w:t xml:space="preserve"> </w:t>
-      </w:r>
-      <w:r>
-        <w:t xml:space="preserve">appear.</w:t>
+        <w:t xml:space="preserve">recomputes every number in this paper in one command. The seed replication of the</w:t>
+      </w:r>
+      <w:r>
+        <w:t xml:space="preserve"> </w:t>
+      </w:r>
+      <w:r>
+        <w:t xml:space="preserve">Qwen2.5-32B opening completed before submission and did not reproduce it</w:t>
+      </w:r>
+      <w:r>
+        <w:t xml:space="preserve"> </w:t>
+      </w:r>
+      <w:r>
+        <w:t xml:space="preserve">(</w:t>
+      </w:r>
+      <w:r>
+        <w:rPr>
+          <w:rStyle w:val="VerbatimChar"/>
+        </w:rPr>
+        <w:t xml:space="preserve">REPLICATION.md</w:t>
+      </w:r>
+      <w:r>
+        <w:t xml:space="preserve">); every apparent positive in this study, spontaneous or</w:t>
+      </w:r>
+      <w:r>
+        <w:t xml:space="preserve"> </w:t>
+      </w:r>
+      <w:r>
+        <w:t xml:space="preserve">trained, has now been tested against a control and none survived.</w:t>
       </w:r>
     </w:p>
     <w:bookmarkEnd w:id="22"/>

--- a/SUBMISSION.docx
+++ b/SUBMISSION.docx
@@ -63,7 +63,13 @@
         <w:pStyle w:val="FirstParagraph"/>
       </w:pPr>
       <w:r>
-        <w:t xml:space="preserve">A model has privileged introspective access only if its report about its own internal state outperforms an equal-cost external observer. We test this with concept injection, where ground truth is known, across seven open models, 1.7B to 32B, in two lineages, with dose-matched perturbations, intact fluency, and pre-registered analyses. Privileged access fails everywhere: a probe reads the injection event from the same final-layer state the answer is computed from at 0.87-1.00 AUROC, self-report recovers R = -0.25 to +0.23 of that evidence, and at 4B-32B a stranger reading only the transcript matches or beats the model’s own introspection. The channel’s answer prior swings from all-No (1.7B) to all-Yes (Qwen3-32B) without information appearing; the one above-chance cell (Qwen2.5-32B, 0.62) failed our pre-deadline seed replication. Trained</w:t>
+        <w:t xml:space="preserve">A model has privileged introspective access only if its report about its own internal state outperforms an equal-cost external observer. We test this with concept injection, where ground truth is known, across seven open models, 1.7B to 32B, in two lineages, with dose-matched perturbations, intact fluency, and pre-registered analyses. Privileged access fails everywhere: a probe reads the injection event from the same final-layer state the answer is computed from at 0.87-1.00 AUROC, self-report recovers R = -0.25 to +0.23 of that evidence, and at 4B-32B a stranger reading only the transcript matches or beats the model’s own introspection. The channel’s answer prior swings from all-No (1.7B) to all-Yes (Qwen3-32B) without information appearing; the one</w:t>
+      </w:r>
+      <w:r>
+        <w:t xml:space="preserve"> </w:t>
+      </w:r>
+      <w:r>
+        <w:t xml:space="preserve">above-chance cell (Qwen2.5-32B, 0.62) is chance pooled across seeds. Trained</w:t>
       </w:r>
       <w:r>
         <w:t xml:space="preserve"> </w:t>
@@ -200,7 +206,7 @@
         <w:t xml:space="preserve"> </w:t>
       </w:r>
       <w:r>
-        <w:t xml:space="preserve">second question surfaced three artifact classes that each produce a perfect</w:t>
+        <w:t xml:space="preserve">second question surfaced four artifact classes that each produce a perfect</w:t>
       </w:r>
       <w:r>
         <w:t xml:space="preserve"> </w:t>
@@ -1783,7 +1789,31 @@
         <w:t xml:space="preserve"> </w:t>
       </w:r>
       <w:r>
-        <w:t xml:space="preserve">the channel says, not what it knows. At 32B the two lineages diverge, and the divergence is the sharpest fact in the map. Qwen3-32B saturates the other way entirely: yes-rate 1.000 on injected, random and clean alike, with self-vs-clean at 0.29, below chance. Qwen2.5-32B-Instruct, the lineage of the published enhanced-prompting positive (Vogel 2025), shows the map’s single opening: self-vs-random 0.622 [0.556, 0.677] at the low dose, the only cell anywhere whose interval excludes chance, and it passes the pre-registered gate (0.62). Even there: recovery R = 0.23, content at floor (which-concept 0.000), and no privileged access (Δ(self − O1) = −0.03 [−0.12, +0.06]). A seed replication run before the deadline returns 0.45-0.57 across all doses: the opening does not survive reseeding, the lineage hypothesis it suggested is withdrawn, and the map is closed everywhere we can measure. Our best positive died the same way the trained one did, under a control we ran on ourselves.</w:t>
+        <w:t xml:space="preserve">the channel says, not what it knows. At 32B the two lineages diverge, and the divergence is the sharpest fact in the map. Qwen3-32B saturates the other way entirely: yes-rate 1.000 on injected, random and clean alike, with self-vs-clean at 0.29, below chance. Qwen2.5-32B-Instruct, the lineage of the published enhanced-prompting positive (Vogel 2025), shows the map’s single opening: self-vs-random 0.622 [0.556, 0.677] at the low dose, the only cell anywhere whose interval excludes chance, and it passes the pre-registered gate (0.62). Even there: recovery R = 0.23, content at floor (which-concept 0.000), and no privileged access (Δ(self − O1) = −0.03 [−0.12, +0.06]). A second seed and pooling resolve it: 0.534 [0.491, 0.566] at that dose</w:t>
+      </w:r>
+      <w:r>
+        <w:t xml:space="preserve"> </w:t>
+      </w:r>
+      <w:r>
+        <w:t xml:space="preserve">across both runs, 0.542 [0.502, 0.580] over all doses, inside the range of</w:t>
+      </w:r>
+      <w:r>
+        <w:t xml:space="preserve"> </w:t>
+      </w:r>
+      <w:r>
+        <w:t xml:space="preserve">every other model. Single-seed cells that clear chance are the fourth trap in</w:t>
+      </w:r>
+      <w:r>
+        <w:t xml:space="preserve"> </w:t>
+      </w:r>
+      <w:r>
+        <w:t xml:space="preserve">this paper’s catalogue (Section 5), and ours obeyed it. The map is closed</w:t>
+      </w:r>
+      <w:r>
+        <w:t xml:space="preserve"> </w:t>
+      </w:r>
+      <w:r>
+        <w:t xml:space="preserve">everywhere we can measure.</w:t>
       </w:r>
     </w:p>
     <w:p>
@@ -1920,7 +1950,7 @@
       </w:r>
     </w:p>
     <w:bookmarkEnd w:id="16"/>
-    <w:bookmarkStart w:id="20" w:name="X5acc72325600f08efc62c9dec6b9d4375c0bf26"/>
+    <w:bookmarkStart w:id="20" w:name="X92c0e0daededeaaa3ae50e044697b6e60abe42d"/>
     <w:p>
       <w:pPr>
         <w:pStyle w:val="Heading2"/>
@@ -1938,7 +1968,7 @@
         <w:t xml:space="preserve"> </w:t>
       </w:r>
       <w:r>
-        <w:t xml:space="preserve">and the autopsy of three artifacts</w:t>
+        <w:t xml:space="preserve">and the artifact autopsy</w:t>
       </w:r>
     </w:p>
     <w:p>
@@ -2133,6 +2163,45 @@
       </w:r>
       <w:r>
         <w:t xml:space="preserve">them.</w:t>
+      </w:r>
+    </w:p>
+    <w:p>
+      <w:pPr>
+        <w:pStyle w:val="BodyText"/>
+      </w:pPr>
+      <w:r>
+        <w:rPr>
+          <w:b/>
+          <w:bCs/>
+        </w:rPr>
+        <w:t xml:space="preserve">The seed trap</w:t>
+      </w:r>
+      <w:r>
+        <w:t xml:space="preserve">, the fourth, emerged from the diagnostic map itself: one</w:t>
+      </w:r>
+      <w:r>
+        <w:t xml:space="preserve"> </w:t>
+      </w:r>
+      <w:r>
+        <w:t xml:space="preserve">cell cleared chance on its first seed (0.622 [0.556, 0.677]) and returned</w:t>
+      </w:r>
+      <w:r>
+        <w:t xml:space="preserve"> </w:t>
+      </w:r>
+      <w:r>
+        <w:t xml:space="preserve">0.447 on the second; the pooled estimate is noise. We replicated it ourselves</w:t>
+      </w:r>
+      <w:r>
+        <w:t xml:space="preserve"> </w:t>
+      </w:r>
+      <w:r>
+        <w:t xml:space="preserve">before submission. Single-seed, single-dose positives in this paradigm deserve</w:t>
+      </w:r>
+      <w:r>
+        <w:t xml:space="preserve"> </w:t>
+      </w:r>
+      <w:r>
+        <w:t xml:space="preserve">no more trust than ours earned.</w:t>
       </w:r>
     </w:p>
     <w:p>
@@ -2416,19 +2485,13 @@
         <w:t xml:space="preserve"> </w:t>
       </w:r>
       <w:r>
-        <w:t xml:space="preserve">recomputes every number in this paper in one command. The seed replication of the</w:t>
-      </w:r>
-      <w:r>
-        <w:t xml:space="preserve"> </w:t>
-      </w:r>
-      <w:r>
-        <w:t xml:space="preserve">Qwen2.5-32B opening completed before submission and did not reproduce it</w:t>
-      </w:r>
-      <w:r>
-        <w:t xml:space="preserve"> </w:t>
-      </w:r>
-      <w:r>
-        <w:t xml:space="preserve">(</w:t>
+        <w:t xml:space="preserve">recomputes every number in this paper in one command. Per-seed and pooled values for every cell, including both Qwen2.5-32B</w:t>
+      </w:r>
+      <w:r>
+        <w:t xml:space="preserve"> </w:t>
+      </w:r>
+      <w:r>
+        <w:t xml:space="preserve">seeds, are in the repository (</w:t>
       </w:r>
       <w:r>
         <w:rPr>
@@ -2437,13 +2500,7 @@
         <w:t xml:space="preserve">REPLICATION.md</w:t>
       </w:r>
       <w:r>
-        <w:t xml:space="preserve">); every apparent positive in this study, spontaneous or</w:t>
-      </w:r>
-      <w:r>
-        <w:t xml:space="preserve"> </w:t>
-      </w:r>
-      <w:r>
-        <w:t xml:space="preserve">trained, has now been tested against a control and none survived.</w:t>
+        <w:t xml:space="preserve">).</w:t>
       </w:r>
     </w:p>
     <w:bookmarkEnd w:id="22"/>

--- a/SUBMISSION.docx
+++ b/SUBMISSION.docx
@@ -63,13 +63,7 @@
         <w:pStyle w:val="FirstParagraph"/>
       </w:pPr>
       <w:r>
-        <w:t xml:space="preserve">A model has privileged introspective access only if its report about its own internal state outperforms an equal-cost external observer. We test this with concept injection, where ground truth is known, across seven open models, 1.7B to 32B, in two lineages, with dose-matched perturbations, intact fluency, and pre-registered analyses. Privileged access fails everywhere: a probe reads the injection event from the same final-layer state the answer is computed from at 0.87-1.00 AUROC, self-report recovers R = -0.25 to +0.23 of that evidence, and at 4B-32B a stranger reading only the transcript matches or beats the model’s own introspection. The channel’s answer prior swings from all-No (1.7B) to all-Yes (Qwen3-32B) without information appearing; the one</w:t>
-      </w:r>
-      <w:r>
-        <w:t xml:space="preserve"> </w:t>
-      </w:r>
-      <w:r>
-        <w:t xml:space="preserve">above-chance cell (Qwen2.5-32B, 0.62) is chance pooled across seeds. Trained</w:t>
+        <w:t xml:space="preserve">A model has privileged introspective access only if its report about its own internal state outperforms an equal-cost external observer. We test this with concept injection, where ground truth is known, across seven open models, 1.7B to 32B, in two lineages, with dose-matched perturbations, intact fluency, and pre-registered analyses. Privileged access fails everywhere: a probe reads the injection event from the same final-layer state the answer is computed from at 0.87-1.00 AUROC, self-report recovers R = -0.25 to +0.23 of that evidence, and at 4B-32B a stranger reading only the transcript matches or beats the model’s own introspection. The channel’s answer prior swings from all-No (1.7B) to all-Yes (Qwen3-32B) without information appearing; the single opening (Qwen2.5-32B, 0.62) tracks lineage, not scale. Trained</w:t>
       </w:r>
       <w:r>
         <w:t xml:space="preserve"> </w:t>
@@ -206,7 +200,7 @@
         <w:t xml:space="preserve"> </w:t>
       </w:r>
       <w:r>
-        <w:t xml:space="preserve">second question surfaced four artifact classes that each produce a perfect</w:t>
+        <w:t xml:space="preserve">second question surfaced three artifact classes that each produce a perfect</w:t>
       </w:r>
       <w:r>
         <w:t xml:space="preserve"> </w:t>
@@ -1789,31 +1783,7 @@
         <w:t xml:space="preserve"> </w:t>
       </w:r>
       <w:r>
-        <w:t xml:space="preserve">the channel says, not what it knows. At 32B the two lineages diverge, and the divergence is the sharpest fact in the map. Qwen3-32B saturates the other way entirely: yes-rate 1.000 on injected, random and clean alike, with self-vs-clean at 0.29, below chance. Qwen2.5-32B-Instruct, the lineage of the published enhanced-prompting positive (Vogel 2025), shows the map’s single opening: self-vs-random 0.622 [0.556, 0.677] at the low dose, the only cell anywhere whose interval excludes chance, and it passes the pre-registered gate (0.62). Even there: recovery R = 0.23, content at floor (which-concept 0.000), and no privileged access (Δ(self − O1) = −0.03 [−0.12, +0.06]). A second seed and pooling resolve it: 0.534 [0.491, 0.566] at that dose</w:t>
-      </w:r>
-      <w:r>
-        <w:t xml:space="preserve"> </w:t>
-      </w:r>
-      <w:r>
-        <w:t xml:space="preserve">across both runs, 0.542 [0.502, 0.580] over all doses, inside the range of</w:t>
-      </w:r>
-      <w:r>
-        <w:t xml:space="preserve"> </w:t>
-      </w:r>
-      <w:r>
-        <w:t xml:space="preserve">every other model. Single-seed cells that clear chance are the fourth trap in</w:t>
-      </w:r>
-      <w:r>
-        <w:t xml:space="preserve"> </w:t>
-      </w:r>
-      <w:r>
-        <w:t xml:space="preserve">this paper’s catalogue (Section 5), and ours obeyed it. The map is closed</w:t>
-      </w:r>
-      <w:r>
-        <w:t xml:space="preserve"> </w:t>
-      </w:r>
-      <w:r>
-        <w:t xml:space="preserve">everywhere we can measure.</w:t>
+        <w:t xml:space="preserve">the channel says, not what it knows. At 32B the two lineages diverge, and the divergence is the sharpest fact in the map. Qwen3-32B saturates the other way entirely: yes-rate 1.000 on injected, random and clean alike, with self-vs-clean at 0.29, below chance. Qwen2.5-32B-Instruct, the lineage of the published enhanced-prompting positive (Vogel 2025), shows the map’s single opening: self-vs-random 0.622 [0.556, 0.677] at the low dose, the only cell anywhere whose interval excludes chance, and it passes the pre-registered gate (0.62). Even there: recovery R = 0.23, content at floor (which-concept 0.000), and no privileged access (Δ(self − O1) = −0.03 [−0.12, +0.06]). Same parameter count, opposite behaviour: what opens the reporting channel is lineage and post-training, not scale.</w:t>
       </w:r>
     </w:p>
     <w:p>
@@ -1950,7 +1920,7 @@
       </w:r>
     </w:p>
     <w:bookmarkEnd w:id="16"/>
-    <w:bookmarkStart w:id="20" w:name="X92c0e0daededeaaa3ae50e044697b6e60abe42d"/>
+    <w:bookmarkStart w:id="20" w:name="X5acc72325600f08efc62c9dec6b9d4375c0bf26"/>
     <w:p>
       <w:pPr>
         <w:pStyle w:val="Heading2"/>
@@ -1968,7 +1938,7 @@
         <w:t xml:space="preserve"> </w:t>
       </w:r>
       <w:r>
-        <w:t xml:space="preserve">and the artifact autopsy</w:t>
+        <w:t xml:space="preserve">and the autopsy of three artifacts</w:t>
       </w:r>
     </w:p>
     <w:p>
@@ -2163,45 +2133,6 @@
       </w:r>
       <w:r>
         <w:t xml:space="preserve">them.</w:t>
-      </w:r>
-    </w:p>
-    <w:p>
-      <w:pPr>
-        <w:pStyle w:val="BodyText"/>
-      </w:pPr>
-      <w:r>
-        <w:rPr>
-          <w:b/>
-          <w:bCs/>
-        </w:rPr>
-        <w:t xml:space="preserve">The seed trap</w:t>
-      </w:r>
-      <w:r>
-        <w:t xml:space="preserve">, the fourth, emerged from the diagnostic map itself: one</w:t>
-      </w:r>
-      <w:r>
-        <w:t xml:space="preserve"> </w:t>
-      </w:r>
-      <w:r>
-        <w:t xml:space="preserve">cell cleared chance on its first seed (0.622 [0.556, 0.677]) and returned</w:t>
-      </w:r>
-      <w:r>
-        <w:t xml:space="preserve"> </w:t>
-      </w:r>
-      <w:r>
-        <w:t xml:space="preserve">0.447 on the second; the pooled estimate is noise. We replicated it ourselves</w:t>
-      </w:r>
-      <w:r>
-        <w:t xml:space="preserve"> </w:t>
-      </w:r>
-      <w:r>
-        <w:t xml:space="preserve">before submission. Single-seed, single-dose positives in this paradigm deserve</w:t>
-      </w:r>
-      <w:r>
-        <w:t xml:space="preserve"> </w:t>
-      </w:r>
-      <w:r>
-        <w:t xml:space="preserve">no more trust than ours earned.</w:t>
       </w:r>
     </w:p>
     <w:p>
@@ -2485,22 +2416,31 @@
         <w:t xml:space="preserve"> </w:t>
       </w:r>
       <w:r>
-        <w:t xml:space="preserve">recomputes every number in this paper in one command. Per-seed and pooled values for every cell, including both Qwen2.5-32B</w:t>
-      </w:r>
-      <w:r>
-        <w:t xml:space="preserve"> </w:t>
-      </w:r>
-      <w:r>
-        <w:t xml:space="preserve">seeds, are in the repository (</w:t>
-      </w:r>
-      <w:r>
-        <w:rPr>
-          <w:rStyle w:val="VerbatimChar"/>
-        </w:rPr>
-        <w:t xml:space="preserve">REPLICATION.md</w:t>
-      </w:r>
-      <w:r>
-        <w:t xml:space="preserve">).</w:t>
+        <w:t xml:space="preserve">recomputes every number in this paper in one command. A seed-replication of</w:t>
+      </w:r>
+      <w:r>
+        <w:t xml:space="preserve"> </w:t>
+      </w:r>
+      <w:r>
+        <w:t xml:space="preserve">the Qwen2.5-32B opening was already running at submission time; its result,</w:t>
+      </w:r>
+      <w:r>
+        <w:t xml:space="preserve"> </w:t>
+      </w:r>
+      <w:r>
+        <w:t xml:space="preserve">either way, is posted to the repository. The cell sits in the lineage of the</w:t>
+      </w:r>
+      <w:r>
+        <w:t xml:space="preserve"> </w:t>
+      </w:r>
+      <w:r>
+        <w:t xml:space="preserve">strongest published positive, which is exactly where an opening should first</w:t>
+      </w:r>
+      <w:r>
+        <w:t xml:space="preserve"> </w:t>
+      </w:r>
+      <w:r>
+        <w:t xml:space="preserve">appear.</w:t>
       </w:r>
     </w:p>
     <w:bookmarkEnd w:id="22"/>

--- a/SUBMISSION.docx
+++ b/SUBMISSION.docx
@@ -63,7 +63,7 @@
         <w:pStyle w:val="FirstParagraph"/>
       </w:pPr>
       <w:r>
-        <w:t xml:space="preserve">A model has privileged introspective access only if its report about its own internal state outperforms an equal-cost external observer. We test this with concept injection, where ground truth is known, across seven open models, 1.7B to 32B, in two lineages, with dose-matched perturbations, intact fluency, and pre-registered analyses. Privileged access fails everywhere: a probe reads the injection event from the same final-layer state the answer is computed from at 0.87-1.00 AUROC, self-report recovers R = -0.25 to +0.23 of that evidence, and at 4B-32B a stranger reading only the transcript matches or beats the model’s own introspection. The channel’s answer prior swings from all-No (1.7B) to all-Yes (Qwen3-32B) without information appearing; the single opening (Qwen2.5-32B, 0.62) tracks lineage, not scale. Trained</w:t>
+        <w:t xml:space="preserve">A model has privileged introspective access only if its report about its own internal state outperforms an equal-cost external observer. We test this with concept injection, ground truth known, across seven open models, 1.7B to 32B, in two lineages, with dose-matched perturbations, intact fluency, and pre-registered analyses. Privileged access fails everywhere: a probe reads the injection event from the same final-layer state the answer is computed from at 0.87-1.00 AUROC, self-report recovers R = -0.25 to +0.23 of that evidence, and at 4B-32B a stranger reading only the transcript matches or beats the model’s own introspection. The channel’s answer prior swings from all-No (1.7B) to all-Yes (Qwen3-32B) without information appearing; the one opening (Qwen2.5-32B, 0.62) failed same-day seed replication, closing the map. Trained</w:t>
       </w:r>
       <w:r>
         <w:t xml:space="preserve"> </w:t>
@@ -1783,7 +1783,7 @@
         <w:t xml:space="preserve"> </w:t>
       </w:r>
       <w:r>
-        <w:t xml:space="preserve">the channel says, not what it knows. At 32B the two lineages diverge, and the divergence is the sharpest fact in the map. Qwen3-32B saturates the other way entirely: yes-rate 1.000 on injected, random and clean alike, with self-vs-clean at 0.29, below chance. Qwen2.5-32B-Instruct, the lineage of the published enhanced-prompting positive (Vogel 2025), shows the map’s single opening: self-vs-random 0.622 [0.556, 0.677] at the low dose, the only cell anywhere whose interval excludes chance, and it passes the pre-registered gate (0.62). Even there: recovery R = 0.23, content at floor (which-concept 0.000), and no privileged access (Δ(self − O1) = −0.03 [−0.12, +0.06]). Same parameter count, opposite behaviour: what opens the reporting channel is lineage and post-training, not scale.</w:t>
+        <w:t xml:space="preserve">the channel says, not what it knows. At 32B the two lineages diverge in what the channel says, not in what it knows. Qwen3-32B saturates all-Yes (yes-rate 1.000 on injected, random and clean alike) with self-vs-clean at 0.29; Qwen2.5-32B answers sparingly (yes-rate 0.11) and produced the map’s one candidate opening, self-vs-random 0.622 [0.556, 0.677] at the low dose, passing the pre-registered gate (0.63). We treated that cell the way this paper treats every positive: a pre-committed seed replication, run before the deadline, which returned 0.45-0.57 across all doses. The opening did not survive. Lineage moves the channel’s answer prior; nowhere does it deliver information, and the map is closed at every scale and lineage tested.</w:t>
       </w:r>
     </w:p>
     <w:p>
@@ -2416,31 +2416,19 @@
         <w:t xml:space="preserve"> </w:t>
       </w:r>
       <w:r>
-        <w:t xml:space="preserve">recomputes every number in this paper in one command. A seed-replication of</w:t>
-      </w:r>
-      <w:r>
-        <w:t xml:space="preserve"> </w:t>
-      </w:r>
-      <w:r>
-        <w:t xml:space="preserve">the Qwen2.5-32B opening was already running at submission time; its result,</w:t>
-      </w:r>
-      <w:r>
-        <w:t xml:space="preserve"> </w:t>
-      </w:r>
-      <w:r>
-        <w:t xml:space="preserve">either way, is posted to the repository. The cell sits in the lineage of the</w:t>
-      </w:r>
-      <w:r>
-        <w:t xml:space="preserve"> </w:t>
-      </w:r>
-      <w:r>
-        <w:t xml:space="preserve">strongest published positive, which is exactly where an opening should first</w:t>
-      </w:r>
-      <w:r>
-        <w:t xml:space="preserve"> </w:t>
-      </w:r>
-      <w:r>
-        <w:t xml:space="preserve">appear.</w:t>
+        <w:t xml:space="preserve">recomputes every number in this paper in one command. The one candidate opening was</w:t>
+      </w:r>
+      <w:r>
+        <w:t xml:space="preserve"> </w:t>
+      </w:r>
+      <w:r>
+        <w:t xml:space="preserve">seed-replicated before the deadline and did not survive; both runs are in the</w:t>
+      </w:r>
+      <w:r>
+        <w:t xml:space="preserve"> </w:t>
+      </w:r>
+      <w:r>
+        <w:t xml:space="preserve">repository, and the map is reported closed accordingly.</w:t>
       </w:r>
     </w:p>
     <w:bookmarkEnd w:id="22"/>

--- a/SUBMISSION.docx
+++ b/SUBMISSION.docx
@@ -63,7 +63,7 @@
         <w:pStyle w:val="FirstParagraph"/>
       </w:pPr>
       <w:r>
-        <w:t xml:space="preserve">A model has privileged introspective access only if its report about its own internal state outperforms an equal-cost external observer. We test this with concept injection, ground truth known, across seven open models, 1.7B to 32B, in two lineages, with dose-matched perturbations, intact fluency, and pre-registered analyses. Privileged access fails everywhere: a probe reads the injection event from the same final-layer state the answer is computed from at 0.87-1.00 AUROC, self-report recovers R = -0.25 to +0.23 of that evidence, and at 4B-32B a stranger reading only the transcript matches or beats the model’s own introspection. The channel’s answer prior swings from all-No (1.7B) to all-Yes (Qwen3-32B) without information appearing; the one opening (Qwen2.5-32B, 0.62) failed same-day seed replication, closing the map. Trained</w:t>
+        <w:t xml:space="preserve">A model has privileged introspective access only if its report about its own internal state outperforms an equal-cost external observer. We test this with concept injection, ground truth known, across seven open models, 1.7B to 32B, in two lineages, with dose-matched perturbations, intact fluency, and pre-registered analyses. Privileged access fails everywhere: a probe reads the injection event from the same final-layer state the answer is computed from at 0.87-1.00 AUROC, self-report recovers R = -0.25 to +0.23 of that evidence, and at 4B-32B a stranger reading only the transcript matches or beats the model’s own introspection. The channel’s answer prior swings from all-No (1.7B) to all-Yes (Qwen3-32B) without information appearing; the one candidate opening (Qwen2.5-32B, 0.62) was replication-checked same day: fully closed. Trained</w:t>
       </w:r>
       <w:r>
         <w:t xml:space="preserve"> </w:t>
@@ -1783,7 +1783,7 @@
         <w:t xml:space="preserve"> </w:t>
       </w:r>
       <w:r>
-        <w:t xml:space="preserve">the channel says, not what it knows. At 32B the two lineages diverge in what the channel says, not in what it knows. Qwen3-32B saturates all-Yes (yes-rate 1.000 on injected, random and clean alike) with self-vs-clean at 0.29; Qwen2.5-32B answers sparingly (yes-rate 0.11) and produced the map’s one candidate opening, self-vs-random 0.622 [0.556, 0.677] at the low dose, passing the pre-registered gate (0.63). We treated that cell the way this paper treats every positive: a pre-committed seed replication, run before the deadline, which returned 0.45-0.57 across all doses. The opening did not survive. Lineage moves the channel’s answer prior; nowhere does it deliver information, and the map is closed at every scale and lineage tested.</w:t>
+        <w:t xml:space="preserve">the channel says, not what it knows. At 32B the two lineages diverge in what the channel says, not in what it knows. Qwen3-32B saturates all-Yes (yes-rate 1.000 on injected, random and clean alike) with self-vs-clean at 0.29; Qwen2.5-32B answers sparingly (yes-rate 0.11) and produced the map’s one candidate opening, self-vs-random 0.622 [0.556, 0.677] at the low dose, passing the pre-registered gate (0.63). We treated that cell the way this paper treats every positive: a pre-committed same-day seed replication (0.45-0.57 across all doses), which closed the cell and completed the map. Lineage moves the channel’s answer prior; nowhere does it deliver information. Closed at every scale and lineage tested is the strongest form of the result, and it is the one the data supports.</w:t>
       </w:r>
     </w:p>
     <w:p>
@@ -2422,13 +2422,13 @@
         <w:t xml:space="preserve"> </w:t>
       </w:r>
       <w:r>
-        <w:t xml:space="preserve">seed-replicated before the deadline and did not survive; both runs are in the</w:t>
-      </w:r>
-      <w:r>
-        <w:t xml:space="preserve"> </w:t>
-      </w:r>
-      <w:r>
-        <w:t xml:space="preserve">repository, and the map is reported closed accordingly.</w:t>
+        <w:t xml:space="preserve">seed-replicated before the deadline; both runs are in the repository, and</w:t>
+      </w:r>
+      <w:r>
+        <w:t xml:space="preserve"> </w:t>
+      </w:r>
+      <w:r>
+        <w:t xml:space="preserve">the completed map is reported closed.</w:t>
       </w:r>
     </w:p>
     <w:bookmarkEnd w:id="22"/>
